--- a/docs/keepers.docx
+++ b/docs/keepers.docx
@@ -13,22 +13,31 @@
       <w:r>
         <w:rPr>
           <w:rFonts w:ascii="Times New Roman" w:hAnsi="Times New Roman" w:cs="Times New Roman"/>
+          <w:b/>
           <w:sz w:val="28"/>
           <w:szCs w:val="28"/>
         </w:rPr>
-        <w:t xml:space="preserve">Наследники древней эльфийской цивилизации, хранители считают себя последним оплотом зелёного мира посреди ледяных пустошей. Чтобы выстоять, им пришлось отложить луки и </w:t>
+        <w:t>Фракция:</w:t>
       </w:r>
-      <w:bookmarkStart w:id="0" w:name="_GoBack"/>
-      <w:bookmarkEnd w:id="0"/>
       <w:r>
         <w:rPr>
           <w:rFonts w:ascii="Times New Roman" w:hAnsi="Times New Roman" w:cs="Times New Roman"/>
           <w:sz w:val="28"/>
           <w:szCs w:val="28"/>
         </w:rPr>
-        <w:t xml:space="preserve">освоить новое оружие людей и гномов. Армии хранителей полагаются на высокое индивидуальное мастерство и меткость, а тяжёлую артиллерию им заменяет магия. </w:t>
+        <w:t xml:space="preserve"> </w:t>
+      </w:r>
+      <w:bookmarkStart w:id="0" w:name="_GoBack"/>
+      <w:r>
+        <w:rPr>
+          <w:rFonts w:ascii="Times New Roman" w:hAnsi="Times New Roman" w:cs="Times New Roman"/>
+          <w:sz w:val="28"/>
+          <w:szCs w:val="28"/>
+        </w:rPr>
+        <w:t xml:space="preserve">Наследники древней эльфийской цивилизации, хранители считают себя последним оплотом зелёного мира посреди ледяных пустошей. Чтобы выстоять, им пришлось отложить луки и освоить новое оружие людей и гномов. Армии хранителей полагаются на высокое индивидуальное мастерство и меткость, а тяжёлую артиллерию им заменяет магия. </w:t>
       </w:r>
     </w:p>
+    <w:bookmarkEnd w:id="0"/>
     <w:p>
       <w:pPr>
         <w:rPr>
